--- a/New Microsoft Word Document.docx
+++ b/New Microsoft Word Document.docx
@@ -75,7 +75,7 @@
     <w:p>
       <w:r>
         <w:pict w14:anchorId="26717740">
-          <v:rect id="_x0000_i1043" style="width:0;height:1.5pt" o:hralign="center" o:hrstd="t" o:hr="t" fillcolor="#a0a0a0" stroked="f"/>
+          <v:rect id="_x0000_i1025" style="width:0;height:1.5pt" o:hralign="center" o:hrstd="t" o:hr="t" fillcolor="#a0a0a0" stroked="f"/>
         </w:pict>
       </w:r>
     </w:p>
@@ -203,7 +203,7 @@
     <w:p>
       <w:r>
         <w:pict w14:anchorId="69F8953C">
-          <v:rect id="_x0000_i1044" style="width:0;height:1.5pt" o:hralign="center" o:hrstd="t" o:hr="t" fillcolor="#a0a0a0" stroked="f"/>
+          <v:rect id="_x0000_i1026" style="width:0;height:1.5pt" o:hralign="center" o:hrstd="t" o:hr="t" fillcolor="#a0a0a0" stroked="f"/>
         </w:pict>
       </w:r>
     </w:p>
@@ -256,7 +256,7 @@
     <w:p>
       <w:r>
         <w:pict w14:anchorId="0082077A">
-          <v:rect id="_x0000_i1045" style="width:0;height:1.5pt" o:hralign="center" o:hrstd="t" o:hr="t" fillcolor="#a0a0a0" stroked="f"/>
+          <v:rect id="_x0000_i1027" style="width:0;height:1.5pt" o:hralign="center" o:hrstd="t" o:hr="t" fillcolor="#a0a0a0" stroked="f"/>
         </w:pict>
       </w:r>
     </w:p>
@@ -391,7 +391,7 @@
     <w:p>
       <w:r>
         <w:pict w14:anchorId="4B52B69E">
-          <v:rect id="_x0000_i1097" style="width:0;height:1.5pt" o:hralign="center" o:hrstd="t" o:hr="t" fillcolor="#a0a0a0" stroked="f"/>
+          <v:rect id="_x0000_i1028" style="width:0;height:1.5pt" o:hralign="center" o:hrstd="t" o:hr="t" fillcolor="#a0a0a0" stroked="f"/>
         </w:pict>
       </w:r>
     </w:p>
@@ -546,7 +546,7 @@
     <w:p>
       <w:r>
         <w:pict w14:anchorId="3F34AEAE">
-          <v:rect id="_x0000_i1098" style="width:0;height:1.5pt" o:hralign="center" o:hrstd="t" o:hr="t" fillcolor="#a0a0a0" stroked="f"/>
+          <v:rect id="_x0000_i1029" style="width:0;height:1.5pt" o:hralign="center" o:hrstd="t" o:hr="t" fillcolor="#a0a0a0" stroked="f"/>
         </w:pict>
       </w:r>
     </w:p>
@@ -678,7 +678,7 @@
     <w:p>
       <w:r>
         <w:pict w14:anchorId="631E1689">
-          <v:rect id="_x0000_i1099" style="width:0;height:1.5pt" o:hralign="center" o:hrstd="t" o:hr="t" fillcolor="#a0a0a0" stroked="f"/>
+          <v:rect id="_x0000_i1030" style="width:0;height:1.5pt" o:hralign="center" o:hrstd="t" o:hr="t" fillcolor="#a0a0a0" stroked="f"/>
         </w:pict>
       </w:r>
     </w:p>
@@ -843,7 +843,7 @@
     <w:p>
       <w:r>
         <w:pict w14:anchorId="145370FF">
-          <v:rect id="_x0000_i1100" style="width:0;height:1.5pt" o:hralign="center" o:hrstd="t" o:hr="t" fillcolor="#a0a0a0" stroked="f"/>
+          <v:rect id="_x0000_i1031" style="width:0;height:1.5pt" o:hralign="center" o:hrstd="t" o:hr="t" fillcolor="#a0a0a0" stroked="f"/>
         </w:pict>
       </w:r>
     </w:p>
@@ -1195,7 +1195,7 @@
     <w:p>
       <w:r>
         <w:pict w14:anchorId="60229757">
-          <v:rect id="_x0000_i1101" style="width:0;height:1.5pt" o:hralign="center" o:hrstd="t" o:hr="t" fillcolor="#a0a0a0" stroked="f"/>
+          <v:rect id="_x0000_i1032" style="width:0;height:1.5pt" o:hralign="center" o:hrstd="t" o:hr="t" fillcolor="#a0a0a0" stroked="f"/>
         </w:pict>
       </w:r>
     </w:p>
@@ -1406,7 +1406,7 @@
     <w:p>
       <w:r>
         <w:pict w14:anchorId="2A14C0FE">
-          <v:rect id="_x0000_i1102" style="width:0;height:1.5pt" o:hralign="center" o:hrstd="t" o:hr="t" fillcolor="#a0a0a0" stroked="f"/>
+          <v:rect id="_x0000_i1033" style="width:0;height:1.5pt" o:hralign="center" o:hrstd="t" o:hr="t" fillcolor="#a0a0a0" stroked="f"/>
         </w:pict>
       </w:r>
     </w:p>
@@ -1500,7 +1500,7 @@
       <w:r>
         <w:lastRenderedPageBreak/>
         <w:pict w14:anchorId="793CA8B0">
-          <v:rect id="_x0000_i1103" style="width:0;height:1.5pt" o:hralign="center" o:hrstd="t" o:hr="t" fillcolor="#a0a0a0" stroked="f"/>
+          <v:rect id="_x0000_i1034" style="width:0;height:1.5pt" o:hralign="center" o:hrstd="t" o:hr="t" fillcolor="#a0a0a0" stroked="f"/>
         </w:pict>
       </w:r>
     </w:p>
@@ -1689,7 +1689,7 @@
     <w:p>
       <w:r>
         <w:pict w14:anchorId="27204EAB">
-          <v:rect id="_x0000_i1104" style="width:0;height:1.5pt" o:hralign="center" o:hrstd="t" o:hr="t" fillcolor="#a0a0a0" stroked="f"/>
+          <v:rect id="_x0000_i1035" style="width:0;height:1.5pt" o:hralign="center" o:hrstd="t" o:hr="t" fillcolor="#a0a0a0" stroked="f"/>
         </w:pict>
       </w:r>
     </w:p>
@@ -2153,7 +2153,7 @@
           <w:szCs w:val="22"/>
         </w:rPr>
         <w:pict w14:anchorId="147DE31F">
-          <v:rect id="_x0000_i1377" style="width:0;height:1.5pt" o:hralign="center" o:hrstd="t" o:hr="t" fillcolor="#a0a0a0" stroked="f"/>
+          <v:rect id="_x0000_i1036" style="width:0;height:1.5pt" o:hralign="center" o:hrstd="t" o:hr="t" fillcolor="#a0a0a0" stroked="f"/>
         </w:pict>
       </w:r>
     </w:p>
@@ -2642,7 +2642,7 @@
         </w:rPr>
         <w:lastRenderedPageBreak/>
         <w:pict w14:anchorId="3C7EE039">
-          <v:rect id="_x0000_i1378" style="width:0;height:1.5pt" o:hralign="center" o:hrstd="t" o:hr="t" fillcolor="#a0a0a0" stroked="f"/>
+          <v:rect id="_x0000_i1037" style="width:0;height:1.5pt" o:hralign="center" o:hrstd="t" o:hr="t" fillcolor="#a0a0a0" stroked="f"/>
         </w:pict>
       </w:r>
     </w:p>
@@ -2964,7 +2964,7 @@
           <w:szCs w:val="22"/>
         </w:rPr>
         <w:pict w14:anchorId="6A6CBAE1">
-          <v:rect id="_x0000_i1379" style="width:0;height:1.5pt" o:hralign="center" o:hrstd="t" o:hr="t" fillcolor="#a0a0a0" stroked="f"/>
+          <v:rect id="_x0000_i1038" style="width:0;height:1.5pt" o:hralign="center" o:hrstd="t" o:hr="t" fillcolor="#a0a0a0" stroked="f"/>
         </w:pict>
       </w:r>
     </w:p>
@@ -3130,7 +3130,7 @@
           <w:szCs w:val="22"/>
         </w:rPr>
         <w:pict w14:anchorId="684A3136">
-          <v:rect id="_x0000_i1380" style="width:0;height:1.5pt" o:hralign="center" o:hrstd="t" o:hr="t" fillcolor="#a0a0a0" stroked="f"/>
+          <v:rect id="_x0000_i1039" style="width:0;height:1.5pt" o:hralign="center" o:hrstd="t" o:hr="t" fillcolor="#a0a0a0" stroked="f"/>
         </w:pict>
       </w:r>
     </w:p>
@@ -3425,7 +3425,7 @@
           <w:szCs w:val="22"/>
         </w:rPr>
         <w:pict w14:anchorId="014EDEE8">
-          <v:rect id="_x0000_i1381" style="width:0;height:1.5pt" o:hralign="center" o:hrstd="t" o:hr="t" fillcolor="#a0a0a0" stroked="f"/>
+          <v:rect id="_x0000_i1040" style="width:0;height:1.5pt" o:hralign="center" o:hrstd="t" o:hr="t" fillcolor="#a0a0a0" stroked="f"/>
         </w:pict>
       </w:r>
     </w:p>
@@ -3608,7 +3608,7 @@
           <w:szCs w:val="22"/>
         </w:rPr>
         <w:pict w14:anchorId="49CA082D">
-          <v:rect id="_x0000_i1382" style="width:0;height:1.5pt" o:hralign="center" o:hrstd="t" o:hr="t" fillcolor="#a0a0a0" stroked="f"/>
+          <v:rect id="_x0000_i1041" style="width:0;height:1.5pt" o:hralign="center" o:hrstd="t" o:hr="t" fillcolor="#a0a0a0" stroked="f"/>
         </w:pict>
       </w:r>
     </w:p>
@@ -3784,7 +3784,7 @@
           <w:szCs w:val="22"/>
         </w:rPr>
         <w:pict w14:anchorId="66A89265">
-          <v:rect id="_x0000_i1383" style="width:0;height:1.5pt" o:hralign="center" o:hrstd="t" o:hr="t" fillcolor="#a0a0a0" stroked="f"/>
+          <v:rect id="_x0000_i1042" style="width:0;height:1.5pt" o:hralign="center" o:hrstd="t" o:hr="t" fillcolor="#a0a0a0" stroked="f"/>
         </w:pict>
       </w:r>
     </w:p>
@@ -4135,7 +4135,7 @@
           <w:szCs w:val="22"/>
         </w:rPr>
         <w:pict w14:anchorId="6C050F25">
-          <v:rect id="_x0000_i1384" style="width:0;height:1.5pt" o:hralign="center" o:hrstd="t" o:hr="t" fillcolor="#a0a0a0" stroked="f"/>
+          <v:rect id="_x0000_i1043" style="width:0;height:1.5pt" o:hralign="center" o:hrstd="t" o:hr="t" fillcolor="#a0a0a0" stroked="f"/>
         </w:pict>
       </w:r>
     </w:p>
@@ -4333,7 +4333,7 @@
           <w:szCs w:val="22"/>
         </w:rPr>
         <w:pict w14:anchorId="1922F235">
-          <v:rect id="_x0000_i1385" style="width:0;height:1.5pt" o:hralign="center" o:hrstd="t" o:hr="t" fillcolor="#a0a0a0" stroked="f"/>
+          <v:rect id="_x0000_i1044" style="width:0;height:1.5pt" o:hralign="center" o:hrstd="t" o:hr="t" fillcolor="#a0a0a0" stroked="f"/>
         </w:pict>
       </w:r>
     </w:p>
@@ -4703,7 +4703,7 @@
           <w:szCs w:val="22"/>
         </w:rPr>
         <w:pict w14:anchorId="6CB2A727">
-          <v:rect id="_x0000_i1386" style="width:0;height:1.5pt" o:hralign="center" o:hrstd="t" o:hr="t" fillcolor="#a0a0a0" stroked="f"/>
+          <v:rect id="_x0000_i1045" style="width:0;height:1.5pt" o:hralign="center" o:hrstd="t" o:hr="t" fillcolor="#a0a0a0" stroked="f"/>
         </w:pict>
       </w:r>
     </w:p>
@@ -5252,7 +5252,7 @@
           <w:szCs w:val="22"/>
         </w:rPr>
         <w:pict w14:anchorId="1CC38373">
-          <v:rect id="_x0000_i1387" style="width:0;height:1.5pt" o:hralign="center" o:hrstd="t" o:hr="t" fillcolor="#a0a0a0" stroked="f"/>
+          <v:rect id="_x0000_i1046" style="width:0;height:1.5pt" o:hralign="center" o:hrstd="t" o:hr="t" fillcolor="#a0a0a0" stroked="f"/>
         </w:pict>
       </w:r>
     </w:p>
@@ -5558,7 +5558,7 @@
           <w:szCs w:val="22"/>
         </w:rPr>
         <w:pict w14:anchorId="1396850F">
-          <v:rect id="_x0000_i1388" style="width:0;height:1.5pt" o:hralign="center" o:hrstd="t" o:hr="t" fillcolor="#a0a0a0" stroked="f"/>
+          <v:rect id="_x0000_i1047" style="width:0;height:1.5pt" o:hralign="center" o:hrstd="t" o:hr="t" fillcolor="#a0a0a0" stroked="f"/>
         </w:pict>
       </w:r>
     </w:p>
@@ -5786,7 +5786,7 @@
           <w:szCs w:val="22"/>
         </w:rPr>
         <w:pict w14:anchorId="107B3F5C">
-          <v:rect id="_x0000_i1389" style="width:0;height:1.5pt" o:hralign="center" o:hrstd="t" o:hr="t" fillcolor="#a0a0a0" stroked="f"/>
+          <v:rect id="_x0000_i1048" style="width:0;height:1.5pt" o:hralign="center" o:hrstd="t" o:hr="t" fillcolor="#a0a0a0" stroked="f"/>
         </w:pict>
       </w:r>
     </w:p>
@@ -6081,7 +6081,7 @@
           <w:szCs w:val="22"/>
         </w:rPr>
         <w:pict w14:anchorId="633A54A8">
-          <v:rect id="_x0000_i1390" style="width:0;height:1.5pt" o:hralign="center" o:hrstd="t" o:hr="t" fillcolor="#a0a0a0" stroked="f"/>
+          <v:rect id="_x0000_i1049" style="width:0;height:1.5pt" o:hralign="center" o:hrstd="t" o:hr="t" fillcolor="#a0a0a0" stroked="f"/>
         </w:pict>
       </w:r>
     </w:p>
@@ -6438,7 +6438,7 @@
           <w:szCs w:val="22"/>
         </w:rPr>
         <w:pict w14:anchorId="4FCE9FA0">
-          <v:rect id="_x0000_i1391" style="width:0;height:1.5pt" o:hralign="center" o:hrstd="t" o:hr="t" fillcolor="#a0a0a0" stroked="f"/>
+          <v:rect id="_x0000_i1050" style="width:0;height:1.5pt" o:hralign="center" o:hrstd="t" o:hr="t" fillcolor="#a0a0a0" stroked="f"/>
         </w:pict>
       </w:r>
     </w:p>
@@ -6681,7 +6681,7 @@
           <w:szCs w:val="22"/>
         </w:rPr>
         <w:pict w14:anchorId="44CE9ADC">
-          <v:rect id="_x0000_i1392" style="width:0;height:1.5pt" o:hralign="center" o:hrstd="t" o:hr="t" fillcolor="#a0a0a0" stroked="f"/>
+          <v:rect id="_x0000_i1051" style="width:0;height:1.5pt" o:hralign="center" o:hrstd="t" o:hr="t" fillcolor="#a0a0a0" stroked="f"/>
         </w:pict>
       </w:r>
     </w:p>
@@ -6929,7 +6929,7 @@
           <w:szCs w:val="22"/>
         </w:rPr>
         <w:pict w14:anchorId="4517CCAD">
-          <v:rect id="_x0000_i1393" style="width:0;height:1.5pt" o:hralign="center" o:hrstd="t" o:hr="t" fillcolor="#a0a0a0" stroked="f"/>
+          <v:rect id="_x0000_i1052" style="width:0;height:1.5pt" o:hralign="center" o:hrstd="t" o:hr="t" fillcolor="#a0a0a0" stroked="f"/>
         </w:pict>
       </w:r>
     </w:p>
@@ -7628,7 +7628,7 @@
           <w:szCs w:val="22"/>
         </w:rPr>
         <w:pict w14:anchorId="3D13F21F">
-          <v:rect id="_x0000_i1394" style="width:0;height:1.5pt" o:hralign="center" o:hrstd="t" o:hr="t" fillcolor="#a0a0a0" stroked="f"/>
+          <v:rect id="_x0000_i1053" style="width:0;height:1.5pt" o:hralign="center" o:hrstd="t" o:hr="t" fillcolor="#a0a0a0" stroked="f"/>
         </w:pict>
       </w:r>
     </w:p>
@@ -7727,7 +7727,7 @@
           <w:szCs w:val="22"/>
         </w:rPr>
         <w:pict w14:anchorId="413C70F8">
-          <v:rect id="_x0000_i1395" style="width:0;height:1.5pt" o:hralign="center" o:hrstd="t" o:hr="t" fillcolor="#a0a0a0" stroked="f"/>
+          <v:rect id="_x0000_i1054" style="width:0;height:1.5pt" o:hralign="center" o:hrstd="t" o:hr="t" fillcolor="#a0a0a0" stroked="f"/>
         </w:pict>
       </w:r>
     </w:p>
@@ -8401,7 +8401,7 @@
           <w:szCs w:val="22"/>
         </w:rPr>
         <w:pict w14:anchorId="46C6AE8A">
-          <v:rect id="_x0000_i1396" style="width:0;height:1.5pt" o:hralign="center" o:hrstd="t" o:hr="t" fillcolor="#a0a0a0" stroked="f"/>
+          <v:rect id="_x0000_i1055" style="width:0;height:1.5pt" o:hralign="center" o:hrstd="t" o:hr="t" fillcolor="#a0a0a0" stroked="f"/>
         </w:pict>
       </w:r>
     </w:p>
@@ -8580,7 +8580,7 @@
           <w:szCs w:val="22"/>
         </w:rPr>
         <w:pict w14:anchorId="4F22B2CF">
-          <v:rect id="_x0000_i1397" style="width:0;height:1.5pt" o:hralign="center" o:hrstd="t" o:hr="t" fillcolor="#a0a0a0" stroked="f"/>
+          <v:rect id="_x0000_i1056" style="width:0;height:1.5pt" o:hralign="center" o:hrstd="t" o:hr="t" fillcolor="#a0a0a0" stroked="f"/>
         </w:pict>
       </w:r>
     </w:p>
@@ -8630,7 +8630,7 @@
           <w:szCs w:val="22"/>
         </w:rPr>
         <w:pict w14:anchorId="01327E67">
-          <v:rect id="_x0000_i1398" style="width:0;height:1.5pt" o:hralign="center" o:hrstd="t" o:hr="t" fillcolor="#a0a0a0" stroked="f"/>
+          <v:rect id="_x0000_i1057" style="width:0;height:1.5pt" o:hralign="center" o:hrstd="t" o:hr="t" fillcolor="#a0a0a0" stroked="f"/>
         </w:pict>
       </w:r>
     </w:p>
@@ -8987,7 +8987,7 @@
           <w:szCs w:val="22"/>
         </w:rPr>
         <w:pict w14:anchorId="0927E8AC">
-          <v:rect id="_x0000_i1399" style="width:0;height:1.5pt" o:hralign="center" o:hrstd="t" o:hr="t" fillcolor="#a0a0a0" stroked="f"/>
+          <v:rect id="_x0000_i1058" style="width:0;height:1.5pt" o:hralign="center" o:hrstd="t" o:hr="t" fillcolor="#a0a0a0" stroked="f"/>
         </w:pict>
       </w:r>
     </w:p>
@@ -9336,7 +9336,7 @@
           <w:szCs w:val="22"/>
         </w:rPr>
         <w:pict w14:anchorId="5B15CB40">
-          <v:rect id="_x0000_i1400" style="width:0;height:1.5pt" o:hralign="center" o:hrstd="t" o:hr="t" fillcolor="#a0a0a0" stroked="f"/>
+          <v:rect id="_x0000_i1059" style="width:0;height:1.5pt" o:hralign="center" o:hrstd="t" o:hr="t" fillcolor="#a0a0a0" stroked="f"/>
         </w:pict>
       </w:r>
     </w:p>
@@ -9859,7 +9859,7 @@
           <w:szCs w:val="22"/>
         </w:rPr>
         <w:pict w14:anchorId="6E234780">
-          <v:rect id="_x0000_i1401" style="width:0;height:1.5pt" o:hralign="center" o:hrstd="t" o:hr="t" fillcolor="#a0a0a0" stroked="f"/>
+          <v:rect id="_x0000_i1060" style="width:0;height:1.5pt" o:hralign="center" o:hrstd="t" o:hr="t" fillcolor="#a0a0a0" stroked="f"/>
         </w:pict>
       </w:r>
     </w:p>
@@ -10273,7 +10273,7 @@
           <w:szCs w:val="22"/>
         </w:rPr>
         <w:pict w14:anchorId="5A7AFB93">
-          <v:rect id="_x0000_i1402" style="width:0;height:1.5pt" o:hralign="center" o:hrstd="t" o:hr="t" fillcolor="#a0a0a0" stroked="f"/>
+          <v:rect id="_x0000_i1061" style="width:0;height:1.5pt" o:hralign="center" o:hrstd="t" o:hr="t" fillcolor="#a0a0a0" stroked="f"/>
         </w:pict>
       </w:r>
     </w:p>
@@ -10612,7 +10612,7 @@
           <w:szCs w:val="22"/>
         </w:rPr>
         <w:pict w14:anchorId="3B121CD4">
-          <v:rect id="_x0000_i1403" style="width:0;height:1.5pt" o:hralign="center" o:hrstd="t" o:hr="t" fillcolor="#a0a0a0" stroked="f"/>
+          <v:rect id="_x0000_i1062" style="width:0;height:1.5pt" o:hralign="center" o:hrstd="t" o:hr="t" fillcolor="#a0a0a0" stroked="f"/>
         </w:pict>
       </w:r>
     </w:p>
@@ -10799,7 +10799,7 @@
           <w:szCs w:val="22"/>
         </w:rPr>
         <w:pict w14:anchorId="40E8D678">
-          <v:rect id="_x0000_i1404" style="width:0;height:1.5pt" o:hralign="center" o:hrstd="t" o:hr="t" fillcolor="#a0a0a0" stroked="f"/>
+          <v:rect id="_x0000_i1063" style="width:0;height:1.5pt" o:hralign="center" o:hrstd="t" o:hr="t" fillcolor="#a0a0a0" stroked="f"/>
         </w:pict>
       </w:r>
     </w:p>
@@ -11157,7 +11157,7 @@
           <w:szCs w:val="22"/>
         </w:rPr>
         <w:pict w14:anchorId="3F78912F">
-          <v:rect id="_x0000_i1405" style="width:0;height:1.5pt" o:hralign="center" o:hrstd="t" o:hr="t" fillcolor="#a0a0a0" stroked="f"/>
+          <v:rect id="_x0000_i1064" style="width:0;height:1.5pt" o:hralign="center" o:hrstd="t" o:hr="t" fillcolor="#a0a0a0" stroked="f"/>
         </w:pict>
       </w:r>
     </w:p>
@@ -11488,7 +11488,7 @@
           <w:szCs w:val="22"/>
         </w:rPr>
         <w:pict w14:anchorId="0F669EE1">
-          <v:rect id="_x0000_i1406" style="width:0;height:1.5pt" o:hralign="center" o:hrstd="t" o:hr="t" fillcolor="#a0a0a0" stroked="f"/>
+          <v:rect id="_x0000_i1065" style="width:0;height:1.5pt" o:hralign="center" o:hrstd="t" o:hr="t" fillcolor="#a0a0a0" stroked="f"/>
         </w:pict>
       </w:r>
     </w:p>
@@ -11804,7 +11804,7 @@
           <w:szCs w:val="22"/>
         </w:rPr>
         <w:pict w14:anchorId="6EE9D94E">
-          <v:rect id="_x0000_i1407" style="width:0;height:1.5pt" o:hralign="center" o:hrstd="t" o:hr="t" fillcolor="#a0a0a0" stroked="f"/>
+          <v:rect id="_x0000_i1066" style="width:0;height:1.5pt" o:hralign="center" o:hrstd="t" o:hr="t" fillcolor="#a0a0a0" stroked="f"/>
         </w:pict>
       </w:r>
     </w:p>
@@ -11953,7 +11953,7 @@
           <w:szCs w:val="22"/>
         </w:rPr>
         <w:pict w14:anchorId="1C426EB0">
-          <v:rect id="_x0000_i1408" style="width:0;height:1.5pt" o:hralign="center" o:hrstd="t" o:hr="t" fillcolor="#a0a0a0" stroked="f"/>
+          <v:rect id="_x0000_i1067" style="width:0;height:1.5pt" o:hralign="center" o:hrstd="t" o:hr="t" fillcolor="#a0a0a0" stroked="f"/>
         </w:pict>
       </w:r>
     </w:p>
@@ -12123,7 +12123,7 @@
           <w:szCs w:val="22"/>
         </w:rPr>
         <w:pict w14:anchorId="3B9D1866">
-          <v:rect id="_x0000_i1409" style="width:0;height:1.5pt" o:hralign="center" o:hrstd="t" o:hr="t" fillcolor="#a0a0a0" stroked="f"/>
+          <v:rect id="_x0000_i1068" style="width:0;height:1.5pt" o:hralign="center" o:hrstd="t" o:hr="t" fillcolor="#a0a0a0" stroked="f"/>
         </w:pict>
       </w:r>
     </w:p>
@@ -12192,7 +12192,7 @@
           <w:szCs w:val="22"/>
         </w:rPr>
         <w:pict w14:anchorId="14BDDF51">
-          <v:rect id="_x0000_i1410" style="width:0;height:1.5pt" o:hralign="center" o:hrstd="t" o:hr="t" fillcolor="#a0a0a0" stroked="f"/>
+          <v:rect id="_x0000_i1069" style="width:0;height:1.5pt" o:hralign="center" o:hrstd="t" o:hr="t" fillcolor="#a0a0a0" stroked="f"/>
         </w:pict>
       </w:r>
     </w:p>
@@ -12657,7 +12657,7 @@
           <w:szCs w:val="22"/>
         </w:rPr>
         <w:pict w14:anchorId="532CED3B">
-          <v:rect id="_x0000_i1411" style="width:0;height:1.5pt" o:hralign="center" o:hrstd="t" o:hr="t" fillcolor="#a0a0a0" stroked="f"/>
+          <v:rect id="_x0000_i1070" style="width:0;height:1.5pt" o:hralign="center" o:hrstd="t" o:hr="t" fillcolor="#a0a0a0" stroked="f"/>
         </w:pict>
       </w:r>
     </w:p>
@@ -12873,7 +12873,7 @@
           <w:szCs w:val="22"/>
         </w:rPr>
         <w:pict w14:anchorId="7D95E338">
-          <v:rect id="_x0000_i1412" style="width:0;height:1.5pt" o:hralign="center" o:hrstd="t" o:hr="t" fillcolor="#a0a0a0" stroked="f"/>
+          <v:rect id="_x0000_i1071" style="width:0;height:1.5pt" o:hralign="center" o:hrstd="t" o:hr="t" fillcolor="#a0a0a0" stroked="f"/>
         </w:pict>
       </w:r>
     </w:p>
@@ -12942,7 +12942,7 @@
           <w:szCs w:val="22"/>
         </w:rPr>
         <w:pict w14:anchorId="7A3AE608">
-          <v:rect id="_x0000_i1413" style="width:0;height:1.5pt" o:hralign="center" o:hrstd="t" o:hr="t" fillcolor="#a0a0a0" stroked="f"/>
+          <v:rect id="_x0000_i1072" style="width:0;height:1.5pt" o:hralign="center" o:hrstd="t" o:hr="t" fillcolor="#a0a0a0" stroked="f"/>
         </w:pict>
       </w:r>
     </w:p>
@@ -13230,7 +13230,7 @@
           <w:szCs w:val="22"/>
         </w:rPr>
         <w:pict w14:anchorId="4097C980">
-          <v:rect id="_x0000_i1414" style="width:0;height:1.5pt" o:hralign="center" o:hrstd="t" o:hr="t" fillcolor="#a0a0a0" stroked="f"/>
+          <v:rect id="_x0000_i1073" style="width:0;height:1.5pt" o:hralign="center" o:hrstd="t" o:hr="t" fillcolor="#a0a0a0" stroked="f"/>
         </w:pict>
       </w:r>
     </w:p>
@@ -13460,7 +13460,7 @@
           <w:szCs w:val="22"/>
         </w:rPr>
         <w:pict w14:anchorId="1A1A1270">
-          <v:rect id="_x0000_i1415" style="width:0;height:1.5pt" o:hralign="center" o:hrstd="t" o:hr="t" fillcolor="#a0a0a0" stroked="f"/>
+          <v:rect id="_x0000_i1074" style="width:0;height:1.5pt" o:hralign="center" o:hrstd="t" o:hr="t" fillcolor="#a0a0a0" stroked="f"/>
         </w:pict>
       </w:r>
     </w:p>
@@ -13789,7 +13789,7 @@
           <w:szCs w:val="22"/>
         </w:rPr>
         <w:pict w14:anchorId="75420B7B">
-          <v:rect id="_x0000_i1416" style="width:0;height:1.5pt" o:hralign="center" o:hrstd="t" o:hr="t" fillcolor="#a0a0a0" stroked="f"/>
+          <v:rect id="_x0000_i1075" style="width:0;height:1.5pt" o:hralign="center" o:hrstd="t" o:hr="t" fillcolor="#a0a0a0" stroked="f"/>
         </w:pict>
       </w:r>
     </w:p>
@@ -14176,7 +14176,7 @@
         </w:rPr>
         <w:lastRenderedPageBreak/>
         <w:pict w14:anchorId="01BF61C0">
-          <v:rect id="_x0000_i1417" style="width:0;height:1.5pt" o:hralign="center" o:hrstd="t" o:hr="t" fillcolor="#a0a0a0" stroked="f"/>
+          <v:rect id="_x0000_i1076" style="width:0;height:1.5pt" o:hralign="center" o:hrstd="t" o:hr="t" fillcolor="#a0a0a0" stroked="f"/>
         </w:pict>
       </w:r>
     </w:p>
@@ -14483,7 +14483,7 @@
           <w:szCs w:val="22"/>
         </w:rPr>
         <w:pict w14:anchorId="2615C42A">
-          <v:rect id="_x0000_i1418" style="width:0;height:1.5pt" o:hralign="center" o:hrstd="t" o:hr="t" fillcolor="#a0a0a0" stroked="f"/>
+          <v:rect id="_x0000_i1077" style="width:0;height:1.5pt" o:hralign="center" o:hrstd="t" o:hr="t" fillcolor="#a0a0a0" stroked="f"/>
         </w:pict>
       </w:r>
     </w:p>
@@ -14849,7 +14849,7 @@
           <w:szCs w:val="22"/>
         </w:rPr>
         <w:pict w14:anchorId="2C1348B1">
-          <v:rect id="_x0000_i1419" style="width:0;height:1.5pt" o:hralign="center" o:hrstd="t" o:hr="t" fillcolor="#a0a0a0" stroked="f"/>
+          <v:rect id="_x0000_i1078" style="width:0;height:1.5pt" o:hralign="center" o:hrstd="t" o:hr="t" fillcolor="#a0a0a0" stroked="f"/>
         </w:pict>
       </w:r>
     </w:p>
@@ -15293,7 +15293,7 @@
           <w:szCs w:val="22"/>
         </w:rPr>
         <w:pict w14:anchorId="7AD87913">
-          <v:rect id="_x0000_i1420" style="width:0;height:1.5pt" o:hralign="center" o:hrstd="t" o:hr="t" fillcolor="#a0a0a0" stroked="f"/>
+          <v:rect id="_x0000_i1079" style="width:0;height:1.5pt" o:hralign="center" o:hrstd="t" o:hr="t" fillcolor="#a0a0a0" stroked="f"/>
         </w:pict>
       </w:r>
     </w:p>
@@ -16076,7 +16076,7 @@
           <w:szCs w:val="22"/>
         </w:rPr>
         <w:pict w14:anchorId="42A9C8A5">
-          <v:rect id="_x0000_i1591" style="width:0;height:1.5pt" o:hralign="center" o:hrstd="t" o:hr="t" fillcolor="#a0a0a0" stroked="f"/>
+          <v:rect id="_x0000_i1080" style="width:0;height:1.5pt" o:hralign="center" o:hrstd="t" o:hr="t" fillcolor="#a0a0a0" stroked="f"/>
         </w:pict>
       </w:r>
     </w:p>
@@ -16327,7 +16327,7 @@
           <w:szCs w:val="22"/>
         </w:rPr>
         <w:pict w14:anchorId="068329E0">
-          <v:rect id="_x0000_i1592" style="width:0;height:1.5pt" o:hralign="center" o:hrstd="t" o:hr="t" fillcolor="#a0a0a0" stroked="f"/>
+          <v:rect id="_x0000_i1081" style="width:0;height:1.5pt" o:hralign="center" o:hrstd="t" o:hr="t" fillcolor="#a0a0a0" stroked="f"/>
         </w:pict>
       </w:r>
     </w:p>
@@ -16602,7 +16602,7 @@
           <w:szCs w:val="22"/>
         </w:rPr>
         <w:pict w14:anchorId="70EA383C">
-          <v:rect id="_x0000_i1593" style="width:0;height:1.5pt" o:hralign="center" o:hrstd="t" o:hr="t" fillcolor="#a0a0a0" stroked="f"/>
+          <v:rect id="_x0000_i1082" style="width:0;height:1.5pt" o:hralign="center" o:hrstd="t" o:hr="t" fillcolor="#a0a0a0" stroked="f"/>
         </w:pict>
       </w:r>
     </w:p>
@@ -16830,7 +16830,7 @@
           <w:szCs w:val="22"/>
         </w:rPr>
         <w:pict w14:anchorId="647C4909">
-          <v:rect id="_x0000_i1594" style="width:0;height:1.5pt" o:hralign="center" o:hrstd="t" o:hr="t" fillcolor="#a0a0a0" stroked="f"/>
+          <v:rect id="_x0000_i1083" style="width:0;height:1.5pt" o:hralign="center" o:hrstd="t" o:hr="t" fillcolor="#a0a0a0" stroked="f"/>
         </w:pict>
       </w:r>
     </w:p>
@@ -17146,7 +17146,7 @@
           <w:szCs w:val="22"/>
         </w:rPr>
         <w:pict w14:anchorId="0F0AC633">
-          <v:rect id="_x0000_i1595" style="width:0;height:1.5pt" o:hralign="center" o:hrstd="t" o:hr="t" fillcolor="#a0a0a0" stroked="f"/>
+          <v:rect id="_x0000_i1084" style="width:0;height:1.5pt" o:hralign="center" o:hrstd="t" o:hr="t" fillcolor="#a0a0a0" stroked="f"/>
         </w:pict>
       </w:r>
     </w:p>
@@ -17352,7 +17352,7 @@
           <w:szCs w:val="22"/>
         </w:rPr>
         <w:pict w14:anchorId="2B624388">
-          <v:rect id="_x0000_i1596" style="width:0;height:1.5pt" o:hralign="center" o:hrstd="t" o:hr="t" fillcolor="#a0a0a0" stroked="f"/>
+          <v:rect id="_x0000_i1085" style="width:0;height:1.5pt" o:hralign="center" o:hrstd="t" o:hr="t" fillcolor="#a0a0a0" stroked="f"/>
         </w:pict>
       </w:r>
     </w:p>
@@ -22817,6 +22817,7 @@
   <w:style w:type="character" w:default="1" w:styleId="DefaultParagraphFont">
     <w:name w:val="Default Paragraph Font"/>
     <w:uiPriority w:val="1"/>
+    <w:semiHidden/>
     <w:unhideWhenUsed/>
   </w:style>
   <w:style w:type="table" w:default="1" w:styleId="TableNormal">

--- a/New Microsoft Word Document.docx
+++ b/New Microsoft Word Document.docx
@@ -2,6 +2,7 @@
 <file path=word/document.xml><?xml version="1.0" encoding="utf-8"?>
 <w:document xmlns:wpc="http://schemas.microsoft.com/office/word/2010/wordprocessingCanvas" xmlns:cx="http://schemas.microsoft.com/office/drawing/2014/chartex" xmlns:cx1="http://schemas.microsoft.com/office/drawing/2015/9/8/chartex" xmlns:cx2="http://schemas.microsoft.com/office/drawing/2015/10/21/chartex" xmlns:cx3="http://schemas.microsoft.com/office/drawing/2016/5/9/chartex" xmlns:cx4="http://schemas.microsoft.com/office/drawing/2016/5/10/chartex" xmlns:cx5="http://schemas.microsoft.com/office/drawing/2016/5/11/chartex" xmlns:cx6="http://schemas.microsoft.com/office/drawing/2016/5/12/chartex" xmlns:cx7="http://schemas.microsoft.com/office/drawing/2016/5/13/chartex" xmlns:cx8="http://schemas.microsoft.com/office/drawing/2016/5/14/chartex" xmlns:mc="http://schemas.openxmlformats.org/markup-compatibility/2006" xmlns:aink="http://schemas.microsoft.com/office/drawing/2016/ink" xmlns:am3d="http://schemas.microsoft.com/office/drawing/2017/model3d" xmlns:o="urn:schemas-microsoft-com:office:office" xmlns:oel="http://schemas.microsoft.com/office/2019/extlst" xmlns:r="http://schemas.openxmlformats.org/officeDocument/2006/relationships" xmlns:m="http://schemas.openxmlformats.org/officeDocument/2006/math" xmlns:v="urn:schemas-microsoft-com:vml" xmlns:wp14="http://schemas.microsoft.com/office/word/2010/wordprocessingDrawing" xmlns:wp="http://schemas.openxmlformats.org/drawingml/2006/wordprocessingDrawing" xmlns:w10="urn:schemas-microsoft-com:office:word" xmlns:w="http://schemas.openxmlformats.org/wordprocessingml/2006/main" xmlns:w14="http://schemas.microsoft.com/office/word/2010/wordml" xmlns:w15="http://schemas.microsoft.com/office/word/2012/wordml" xmlns:w16cex="http://schemas.microsoft.com/office/word/2018/wordml/cex" xmlns:w16cid="http://schemas.microsoft.com/office/word/2016/wordml/cid" xmlns:w16="http://schemas.microsoft.com/office/word/2018/wordml" xmlns:w16du="http://schemas.microsoft.com/office/word/2023/wordml/word16du" xmlns:w16sdtdh="http://schemas.microsoft.com/office/word/2020/wordml/sdtdatahash" xmlns:w16sdtfl="http://schemas.microsoft.com/office/word/2024/wordml/sdtformatlock" xmlns:w16se="http://schemas.microsoft.com/office/word/2015/wordml/symex" xmlns:wpg="http://schemas.microsoft.com/office/word/2010/wordprocessingGroup" xmlns:wpi="http://schemas.microsoft.com/office/word/2010/wordprocessingInk" xmlns:wne="http://schemas.microsoft.com/office/word/2006/wordml" xmlns:wps="http://schemas.microsoft.com/office/word/2010/wordprocessingShape" mc:Ignorable="w14 w15 w16se w16cid w16 w16cex w16sdtdh w16sdtfl w16du wp14">
   <w:body>
+    <w:p/>
     <w:p>
       <w:proofErr w:type="gramStart"/>
       <w:r>
@@ -356,6 +357,7 @@
       <w:proofErr w:type="spellStart"/>
       <w:proofErr w:type="gramStart"/>
       <w:r>
+        <w:lastRenderedPageBreak/>
         <w:t>app.listen</w:t>
       </w:r>
       <w:proofErr w:type="spellEnd"/>
@@ -366,7 +368,6 @@
     </w:p>
     <w:p>
       <w:r>
-        <w:lastRenderedPageBreak/>
         <w:t xml:space="preserve">  </w:t>
       </w:r>
       <w:proofErr w:type="gramStart"/>
@@ -12270,27 +12271,7 @@
           <w:sz w:val="22"/>
           <w:szCs w:val="22"/>
         </w:rPr>
-        <w:t xml:space="preserve"> Trace refresh token </w:t>
-      </w:r>
-      <w:proofErr w:type="gramStart"/>
-      <w:r>
-        <w:rPr>
-          <w:b/>
-          <w:bCs/>
-          <w:sz w:val="22"/>
-          <w:szCs w:val="22"/>
-        </w:rPr>
-        <w:t>flow</w:t>
-      </w:r>
-      <w:proofErr w:type="gramEnd"/>
-      <w:r>
-        <w:rPr>
-          <w:b/>
-          <w:bCs/>
-          <w:sz w:val="22"/>
-          <w:szCs w:val="22"/>
-        </w:rPr>
-        <w:t xml:space="preserve"> the same way</w:t>
+        <w:t xml:space="preserve"> Trace refresh token flow the same way</w:t>
       </w:r>
       <w:r>
         <w:rPr>
@@ -16036,27 +16017,7 @@
           <w:szCs w:val="22"/>
         </w:rPr>
         <w:br/>
-        <w:t xml:space="preserve">Let me polish it slightly and confirm </w:t>
-      </w:r>
-      <w:proofErr w:type="gramStart"/>
-      <w:r>
-        <w:rPr>
-          <w:b/>
-          <w:bCs/>
-          <w:sz w:val="22"/>
-          <w:szCs w:val="22"/>
-        </w:rPr>
-        <w:t>your</w:t>
-      </w:r>
-      <w:proofErr w:type="gramEnd"/>
-      <w:r>
-        <w:rPr>
-          <w:b/>
-          <w:bCs/>
-          <w:sz w:val="22"/>
-          <w:szCs w:val="22"/>
-        </w:rPr>
-        <w:t xml:space="preserve"> understanding so it locks in permanently.</w:t>
+        <w:t>Let me polish it slightly and confirm your understanding so it locks in permanently.</w:t>
       </w:r>
     </w:p>
     <w:p>
